--- a/document/bluwav-sales-script/document.docx
+++ b/document/bluwav-sales-script/document.docx
@@ -149,7 +149,7 @@
           <w:sz w:val="24"/>
           <w:szCs w:val="24"/>
         </w:rPr>
-        <w:t xml:space="preserve">Updated to reflect BluWav Growth's current global positioning: tagline “Get Found. Get Chosen. Grow.”, three Growth Systems (Ripple / Current / Surge), five CRM tiers (Starter / Lite / Premium / Enterprise / White-Label), 14-day free CRM trial included in every plan, Health Check results delivered within 24 hours, global audience focus (no Caribbean-specific language), and updated objection responses throughout.</w:t>
+        <w:t xml:space="preserve">Updated to reflect BluWav Growth's current global positioning: tagline “Get Found. Get Chosen. Grow.”, three Growth Systems (Ripple / Current / Surge), five CRM tiers (Starter / Lite / Premium / Enterprise / Agency Edition™), 14-day free CRM trial included in every plan, Health Check results delivered within 24 hours, global audience focus (no Caribbean-specific language), and updated objection responses throughout.</w:t>
       </w:r>
     </w:p>
     <w:p>
@@ -741,7 +741,7 @@
           <w:sz w:val="24"/>
           <w:szCs w:val="24"/>
         </w:rPr>
-        <w:t xml:space="preserve">CRM Starter: </w:t>
+        <w:t xml:space="preserve">Foundation Plan™: </w:t>
       </w:r>
       <w:r>
         <w:rPr>
@@ -768,7 +768,7 @@
           <w:sz w:val="24"/>
           <w:szCs w:val="24"/>
         </w:rPr>
-        <w:t xml:space="preserve">CRM Lite: </w:t>
+        <w:t xml:space="preserve">Growth Plan™: </w:t>
       </w:r>
       <w:r>
         <w:rPr>
@@ -795,15 +795,15 @@
           <w:sz w:val="24"/>
           <w:szCs w:val="24"/>
         </w:rPr>
-        <w:t xml:space="preserve">CRM Premium: </w:t>
-      </w:r>
-      <w:r>
-        <w:rPr>
-          <w:rFonts w:ascii="Cambria" w:cs="Cambria" w:eastAsia="Cambria" w:hAnsi="Cambria"/>
-          <w:sz w:val="24"/>
-          <w:szCs w:val="24"/>
-        </w:rPr>
-        <w:t xml:space="preserve">$179/mo + $299 onboarding. Unlimited contacts, full pipeline, WhatsApp integration, 5 team members. Introductory rate — locks in for life.</w:t>
+        <w:t xml:space="preserve">Founder Plan™: </w:t>
+      </w:r>
+      <w:r>
+        <w:rPr>
+          <w:rFonts w:ascii="Cambria" w:cs="Cambria" w:eastAsia="Cambria" w:hAnsi="Cambria"/>
+          <w:sz w:val="24"/>
+          <w:szCs w:val="24"/>
+        </w:rPr>
+        <w:t xml:space="preserve">$199/mo + $299 onboarding. Unlimited contacts, full pipeline, WhatsApp integration, 5 team members. Introductory rate — locks in for life.</w:t>
       </w:r>
     </w:p>
     <w:p>
@@ -822,15 +822,15 @@
           <w:sz w:val="24"/>
           <w:szCs w:val="24"/>
         </w:rPr>
-        <w:t xml:space="preserve">CRM Enterprise: </w:t>
-      </w:r>
-      <w:r>
-        <w:rPr>
-          <w:rFonts w:ascii="Cambria" w:cs="Cambria" w:eastAsia="Cambria" w:hAnsi="Cambria"/>
-          <w:sz w:val="24"/>
-          <w:szCs w:val="24"/>
-        </w:rPr>
-        <w:t xml:space="preserve">$499/mo + $599 onboarding. Unlimited team, custom workflows, API access, dedicated account manager.</w:t>
+        <w:t xml:space="preserve">Enterprise Plan™: </w:t>
+      </w:r>
+      <w:r>
+        <w:rPr>
+          <w:rFonts w:ascii="Cambria" w:cs="Cambria" w:eastAsia="Cambria" w:hAnsi="Cambria"/>
+          <w:sz w:val="24"/>
+          <w:szCs w:val="24"/>
+        </w:rPr>
+        <w:t xml:space="preserve">$399/mo + $599 onboarding. Unlimited team, custom workflows, API access, dedicated account manager.</w:t>
       </w:r>
     </w:p>
     <w:p>
@@ -849,15 +849,15 @@
           <w:sz w:val="24"/>
           <w:szCs w:val="24"/>
         </w:rPr>
-        <w:t xml:space="preserve">White-Label: </w:t>
-      </w:r>
-      <w:r>
-        <w:rPr>
-          <w:rFonts w:ascii="Cambria" w:cs="Cambria" w:eastAsia="Cambria" w:hAnsi="Cambria"/>
-          <w:sz w:val="24"/>
-          <w:szCs w:val="24"/>
-        </w:rPr>
-        <w:t xml:space="preserve">$697/mo + $699 onboarding. For agencies — your brand, unlimited client accounts.</w:t>
+        <w:t xml:space="preserve">Agency Edition™: </w:t>
+      </w:r>
+      <w:r>
+        <w:rPr>
+          <w:rFonts w:ascii="Cambria" w:cs="Cambria" w:eastAsia="Cambria" w:hAnsi="Cambria"/>
+          <w:sz w:val="24"/>
+          <w:szCs w:val="24"/>
+        </w:rPr>
+        <w:t xml:space="preserve">$899/mo + $699 onboarding. For agencies — your brand, unlimited client accounts.</w:t>
       </w:r>
     </w:p>
     <w:p>

--- a/document/bluwav-sales-script/document.docx
+++ b/document/bluwav-sales-script/document.docx
@@ -149,7 +149,7 @@
           <w:sz w:val="24"/>
           <w:szCs w:val="24"/>
         </w:rPr>
-        <w:t xml:space="preserve">Updated to reflect BluWav Growth's current global positioning: tagline “Get Found. Get Chosen. Grow.”, three Growth Systems (Ripple / Current / Surge), five CRM tiers (Starter / Lite / Premium / Enterprise / Agency Edition™), 14-day free CRM trial included in every plan, Health Check results delivered within 24 hours, global audience focus (no Caribbean-specific language), and updated objection responses throughout.</w:t>
+        <w:t xml:space="preserve">Updated to reflect BluWav Growth's current global positioning: tagline “Get Found. Get Chosen. Grow.”, three Growth Systems (Launch™ / Momentum™ / Accelerate™), five CRM tiers (Foundation Plan™ / Growth Plan™ / Founder Plan™ / Enterprise Plan™ / Agency Edition™), 14-day free CRM trial included in every plan, Health Check results delivered within 24 hours, global audience focus (no Caribbean-specific language), and updated objection responses throughout.</w:t>
       </w:r>
     </w:p>
     <w:p>
@@ -632,7 +632,7 @@
           <w:sz w:val="24"/>
           <w:szCs w:val="24"/>
         </w:rPr>
-        <w:t xml:space="preserve">RIPPLE ($1,800+): </w:t>
+        <w:t xml:space="preserve">LAUNCH™ ($397/mo + $900 setup): </w:t>
       </w:r>
       <w:r>
         <w:rPr>
@@ -659,15 +659,15 @@
           <w:sz w:val="24"/>
           <w:szCs w:val="24"/>
         </w:rPr>
-        <w:t xml:space="preserve">CURRENT ($3,000+): </w:t>
-      </w:r>
-      <w:r>
-        <w:rPr>
-          <w:rFonts w:ascii="Cambria" w:cs="Cambria" w:eastAsia="Cambria" w:hAnsi="Cambria"/>
-          <w:sz w:val="24"/>
-          <w:szCs w:val="24"/>
-        </w:rPr>
-        <w:t xml:space="preserve">Everything in Ripple + WhatsApp Business setup, advanced lead sequences, local SEO + competitor analysis, reputation builder, automated lead pipeline, conversion landing page, monthly check-in call.</w:t>
+        <w:t xml:space="preserve">MOMENTUM™ ($697/mo + $1,250 setup): </w:t>
+      </w:r>
+      <w:r>
+        <w:rPr>
+          <w:rFonts w:ascii="Cambria" w:cs="Cambria" w:eastAsia="Cambria" w:hAnsi="Cambria"/>
+          <w:sz w:val="24"/>
+          <w:szCs w:val="24"/>
+        </w:rPr>
+        <w:t xml:space="preserve">Everything in Launch™ + WhatsApp Business setup, advanced lead sequences, local SEO + competitor analysis, reputation builder, automated lead pipeline, conversion landing page, monthly check-in call.</w:t>
       </w:r>
     </w:p>
     <w:p>
@@ -686,7 +686,7 @@
           <w:sz w:val="24"/>
           <w:szCs w:val="24"/>
         </w:rPr>
-        <w:t xml:space="preserve">SURGE ($5,000+): </w:t>
+        <w:t xml:space="preserve">ACCELERATE™ ($1,497/mo + $2,500 setup): </w:t>
       </w:r>
       <w:r>
         <w:rPr>
@@ -709,7 +709,7 @@
           <w:sz w:val="24"/>
           <w:szCs w:val="24"/>
         </w:rPr>
-        <w:t xml:space="preserve">Every plan includes a 14-day free CRM trial — so even Ripple clients experience the full automation from day one.</w:t>
+        <w:t xml:space="preserve">Every plan includes a 14-day free CRM trial — so even Launch™ clients experience the full automation from day one.</w:t>
       </w:r>
     </w:p>
     <w:p>
@@ -2313,7 +2313,7 @@
                 <w:sz w:val="21"/>
                 <w:szCs w:val="21"/>
               </w:rPr>
-              <w:t xml:space="preserve">“The Health Check itself is completely free — no catch. If you decide you’d like to explore BluWav’s Growth Systems after, we have three plans — Ripple from $1,800, Current from $3,000, and Surge from $5,000 — and every single one includes a 14-day free CRM trial. But there’s zero pressure and zero cost for the Health Check.”</w:t>
+              <w:t xml:space="preserve">“The Health Check itself is completely free — no catch. If you decide you’d like to explore BluWav’s Growth Systems after, we have three plans — Launch™ from $397/mo, Momentum™ from $697/mo, and Accelerate™ from $1,497/mo — and every single one includes a 14-day free CRM trial. But there’s zero pressure and zero cost for the Health Check.”</w:t>
             </w:r>
           </w:p>
         </w:tc>
@@ -2513,7 +2513,7 @@
                 <w:sz w:val="21"/>
                 <w:szCs w:val="21"/>
               </w:rPr>
-              <w:t xml:space="preserve">“That’s exactly who BluWav is built for. Our Ripple plan starts at $1,800 — it’s a one-time investment, you own everything forever, and it includes a 14-day free CRM trial. The Health Check just shows you where the biggest opportunity is for your specific business. No commitment.”</w:t>
+              <w:t xml:space="preserve">“That’s exactly who BluWav is built for. Our Launch™ plan starts at $397/month — you own everything we build, forever, and it includes a 14-day free CRM trial. The Health Check just shows you where the biggest opportunity is for your specific business. No commitment.”</w:t>
             </w:r>
           </w:p>
         </w:tc>
@@ -3616,7 +3616,7 @@
                 <w:sz w:val="21"/>
                 <w:szCs w:val="21"/>
               </w:rPr>
-              <w:t xml:space="preserve">Bridge 1–2 BluWav solutions to their specific pain. Reference Ripple / Current / Surge briefly.</w:t>
+              <w:t xml:space="preserve">Bridge 1–2 BluWav solutions to their specific pain. Reference Launch™ / Momentum™ / Accelerate™ briefly.</w:t>
             </w:r>
           </w:p>
         </w:tc>
